--- a/docs/templates/integro-letterhead.docx
+++ b/docs/templates/integro-letterhead.docx
@@ -99,7 +99,7 @@
   <w:p>
     <w:pPr>
       <w:pBdr>
-        <w:bottom w:val="single" w:color="B49A72" w:sz="4" w:space="4"/>
+        <w:bottom w:val="single" w:color="B49A72" w:sz="8" w:space="4"/>
       </w:pBdr>
       <w:tabs>
         <w:tab w:val="right" w:pos="9638"/>
@@ -115,7 +115,7 @@
         <w:sz w:val="18"/>
         <w:szCs w:val="18"/>
       </w:rPr>
-      <w:t xml:space="preserve">ООО «Интегро»</w:t>
+      <w:t xml:space="preserve">ООО «ИНТЕГРО»</w:t>
     </w:r>
     <w:r>
       <w:rPr>
@@ -180,7 +180,7 @@
               <wp:inline distT="0" distB="0" distL="0" distR="0">
                 <wp:extent cx="552450" cy="571500"/>
                 <wp:effectExtent t="0" r="0" b="0" l="0"/>
-                <wp:docPr id="1" name="logo" descr="Логотип ООО «Интегро»" title="Логотип ООО «Интегро»"/>
+                <wp:docPr id="1" name="logo" descr="Логотип ООО «ИНТЕГРО»" title="Логотип ООО «ИНТЕГРО»"/>
                 <wp:cNvGraphicFramePr>
                   <a:graphicFrameLocks xmlns:a="http://schemas.openxmlformats.org/drawingml/2006/main" noChangeAspect="1"/>
                 </wp:cNvGraphicFramePr>
@@ -247,12 +247,12 @@
               <w:sz w:val="34"/>
               <w:szCs w:val="34"/>
             </w:rPr>
-            <w:t xml:space="preserve">ООО «Интегро»</w:t>
+            <w:t xml:space="preserve">ООО «ИНТЕГРО»</w:t>
           </w:r>
         </w:p>
         <w:p>
           <w:pPr>
-            <w:spacing w:after="30" w:before="0" w:line="240" w:lineRule="auto"/>
+            <w:spacing w:after="10" w:before="0" w:line="240" w:lineRule="auto"/>
           </w:pPr>
           <w:r>
             <w:rPr>
@@ -261,7 +261,7 @@
               <w:sz w:val="17"/>
               <w:szCs w:val="17"/>
             </w:rPr>
-            <w:t xml:space="preserve">Общество с ограниченной ответственностью «Интегро»</w:t>
+            <w:t xml:space="preserve">Общество с ограниченной ответственностью «ИНТЕГРО»</w:t>
           </w:r>
         </w:p>
         <w:p>
@@ -306,9 +306,9 @@
           <w:r>
             <w:rPr>
               <w:rFonts w:ascii="Arial" w:cs="Arial" w:eastAsia="Arial" w:hAnsi="Arial"/>
-              <w:color w:val="5E676C"/>
-              <w:sz w:val="16"/>
-              <w:szCs w:val="16"/>
+              <w:color w:val="3F4A52"/>
+              <w:sz w:val="17"/>
+              <w:szCs w:val="17"/>
             </w:rPr>
             <w:t xml:space="preserve">123592, Россия, г. Москва,</w:t>
           </w:r>
@@ -321,9 +321,9 @@
           <w:r>
             <w:rPr>
               <w:rFonts w:ascii="Arial" w:cs="Arial" w:eastAsia="Arial" w:hAnsi="Arial"/>
-              <w:color w:val="5E676C"/>
-              <w:sz w:val="16"/>
-              <w:szCs w:val="16"/>
+              <w:color w:val="3F4A52"/>
+              <w:sz w:val="17"/>
+              <w:szCs w:val="17"/>
             </w:rPr>
             <w:t xml:space="preserve">ул. Маршала Катукова, д. 22, корп. 1</w:t>
           </w:r>
@@ -336,9 +336,9 @@
           <w:r>
             <w:rPr>
               <w:rFonts w:ascii="Arial" w:cs="Arial" w:eastAsia="Arial" w:hAnsi="Arial"/>
-              <w:color w:val="5E676C"/>
-              <w:sz w:val="16"/>
-              <w:szCs w:val="16"/>
+              <w:color w:val="3F4A52"/>
+              <w:sz w:val="17"/>
+              <w:szCs w:val="17"/>
             </w:rPr>
             <w:t xml:space="preserve">Тел.: +7 (936) 313-32-02</w:t>
           </w:r>
@@ -351,9 +351,9 @@
           <w:r>
             <w:rPr>
               <w:rFonts w:ascii="Arial" w:cs="Arial" w:eastAsia="Arial" w:hAnsi="Arial"/>
-              <w:color w:val="5E676C"/>
-              <w:sz w:val="16"/>
-              <w:szCs w:val="16"/>
+              <w:color w:val="3F4A52"/>
+              <w:sz w:val="17"/>
+              <w:szCs w:val="17"/>
             </w:rPr>
             <w:t xml:space="preserve">E-mail: info@intsoftholding.ru</w:t>
           </w:r>
@@ -364,7 +364,7 @@
   <w:p>
     <w:pPr>
       <w:pBdr>
-        <w:bottom w:val="single" w:color="B49A72" w:sz="8" w:space="4"/>
+        <w:bottom w:val="single" w:color="B49A72" w:sz="12" w:space="4"/>
       </w:pBdr>
       <w:spacing w:after="60" w:before="120" w:line="240" w:lineRule="auto"/>
     </w:pPr>
